--- a/pr-preview/pr-123/multiple-testing-handout-tracked-changes.docx
+++ b/pr-preview/pr-123/multiple-testing-handout-tracked-changes.docx
@@ -16,7 +16,7 @@
       </w:pPr>
       <w:del w:id="1" w:author="PR Preview" w:date="2026-01-01T00:00:00Z">
         <w:r>
-          <w:delText xml:space="preserve">Last modified: 2026-10-13 00:51:10 (PDT)</w:delText>
+          <w:delText xml:space="preserve">Last modified: 2026-10-13 16:43:17 (PDT)</w:delText>
         </w:r>
       </w:del>
     </w:p>
@@ -26,7 +26,7 @@
       </w:pPr>
       <w:ins w:id="2" w:author="PR Preview" w:date="2026-01-01T00:00:00Z">
         <w:r>
-          <w:t xml:space="preserve">Last modified: 2026-10-13 15:26:44 (PDT)</w:t>
+          <w:t xml:space="preserve">Last modified: 2026-10-13 18:07:24 (PDT)</w:t>
         </w:r>
       </w:ins>
     </w:p>
@@ -27307,7 +27307,7 @@
     </w:p>
     <w:bookmarkEnd w:id="89"/>
     <w:bookmarkEnd w:id="90"/>
-    <w:bookmarkStart w:id="105" w:name="sec-multiple-testing-reading"/>
+    <w:bookmarkStart w:id="106" w:name="sec-multiple-testing-reading"/>
     <w:p>
       <w:pPr>
         <w:pStyle w:val="Heading2"/>
@@ -27373,6 +27373,35 @@
         </w:numPr>
       </w:pPr>
       <w:r>
+        <w:t xml:space="preserve">Andrew Lin’s</w:t>
+      </w:r>
+      <w:r>
+        <w:t xml:space="preserve"> </w:t>
+      </w:r>
+      <w:hyperlink r:id="rId91">
+        <w:r>
+          <w:rPr>
+            <w:rStyle w:val="Hyperlink"/>
+          </w:rPr>
+          <w:t xml:space="preserve">notes on Stanford STATS 300C</w:t>
+        </w:r>
+      </w:hyperlink>
+      <w:r>
+        <w:t xml:space="preserve"> </w:t>
+      </w:r>
+      <w:r>
+        <w:t xml:space="preserve">(Emmanuel Candès, Spring 2025) are student-written and cover global testing, the false discovery rate, e-values and conformal inference.</w:t>
+      </w:r>
+    </w:p>
+    <w:p>
+      <w:pPr>
+        <w:pStyle w:val="Compact"/>
+        <w:numPr>
+          <w:ilvl w:val="0"/>
+          <w:numId w:val="1004"/>
+        </w:numPr>
+      </w:pPr>
+      <w:r>
         <w:t xml:space="preserve">The</w:t>
       </w:r>
       <w:r>
@@ -27399,8 +27428,8 @@
         <w:t xml:space="preserve">without a distributional model for the test statistic.</w:t>
       </w:r>
     </w:p>
-    <w:bookmarkStart w:id="104" w:name="refs"/>
-    <w:bookmarkStart w:id="92" w:name="ref-benjamini1995controlling"/>
+    <w:bookmarkStart w:id="105" w:name="refs"/>
+    <w:bookmarkStart w:id="93" w:name="ref-benjamini1995controlling"/>
     <w:p>
       <w:pPr>
         <w:pStyle w:val="Bibliography"/>
@@ -27433,7 +27462,7 @@
       <w:r>
         <w:t xml:space="preserve"> </w:t>
       </w:r>
-      <w:hyperlink r:id="rId91">
+      <w:hyperlink r:id="rId92">
         <w:r>
           <w:rPr>
             <w:rStyle w:val="Hyperlink"/>
@@ -27445,8 +27474,8 @@
         <w:t xml:space="preserve">.</w:t>
       </w:r>
     </w:p>
-    <w:bookmarkEnd w:id="92"/>
-    <w:bookmarkStart w:id="94" w:name="ref-benjamini2001control"/>
+    <w:bookmarkEnd w:id="93"/>
+    <w:bookmarkStart w:id="95" w:name="ref-benjamini2001control"/>
     <w:p>
       <w:pPr>
         <w:pStyle w:val="Bibliography"/>
@@ -27479,7 +27508,7 @@
       <w:r>
         <w:t xml:space="preserve"> </w:t>
       </w:r>
-      <w:hyperlink r:id="rId93">
+      <w:hyperlink r:id="rId94">
         <w:r>
           <w:rPr>
             <w:rStyle w:val="Hyperlink"/>
@@ -27491,8 +27520,8 @@
         <w:t xml:space="preserve">.</w:t>
       </w:r>
     </w:p>
-    <w:bookmarkEnd w:id="94"/>
-    <w:bookmarkStart w:id="96" w:name="ref-efron2016computer"/>
+    <w:bookmarkEnd w:id="95"/>
+    <w:bookmarkStart w:id="97" w:name="ref-efron2016computer"/>
     <w:p>
       <w:pPr>
         <w:pStyle w:val="Bibliography"/>
@@ -27516,7 +27545,7 @@
       <w:r>
         <w:t xml:space="preserve"> </w:t>
       </w:r>
-      <w:hyperlink r:id="rId95">
+      <w:hyperlink r:id="rId96">
         <w:r>
           <w:rPr>
             <w:rStyle w:val="Hyperlink"/>
@@ -27528,8 +27557,8 @@
         <w:t xml:space="preserve">.</w:t>
       </w:r>
     </w:p>
-    <w:bookmarkEnd w:id="96"/>
-    <w:bookmarkStart w:id="97" w:name="ref-holm1979simple"/>
+    <w:bookmarkEnd w:id="97"/>
+    <w:bookmarkStart w:id="98" w:name="ref-holm1979simple"/>
     <w:p>
       <w:pPr>
         <w:pStyle w:val="Bibliography"/>
@@ -27560,8 +27589,8 @@
         <w:t xml:space="preserve">6 (2): 65–70.</w:t>
       </w:r>
     </w:p>
-    <w:bookmarkEnd w:id="97"/>
-    <w:bookmarkStart w:id="99" w:name="ref-james2021islr2e"/>
+    <w:bookmarkEnd w:id="98"/>
+    <w:bookmarkStart w:id="100" w:name="ref-james2021islr2e"/>
     <w:p>
       <w:pPr>
         <w:pStyle w:val="Bibliography"/>
@@ -27599,7 +27628,7 @@
       <w:r>
         <w:t xml:space="preserve"> </w:t>
       </w:r>
-      <w:hyperlink r:id="rId98">
+      <w:hyperlink r:id="rId99">
         <w:r>
           <w:rPr>
             <w:rStyle w:val="Hyperlink"/>
@@ -27611,8 +27640,8 @@
         <w:t xml:space="preserve">.</w:t>
       </w:r>
     </w:p>
-    <w:bookmarkEnd w:id="99"/>
-    <w:bookmarkStart w:id="101" w:name="ref-khan2001classification"/>
+    <w:bookmarkEnd w:id="100"/>
+    <w:bookmarkStart w:id="102" w:name="ref-khan2001classification"/>
     <w:p>
       <w:pPr>
         <w:pStyle w:val="Bibliography"/>
@@ -27645,7 +27674,7 @@
       <w:r>
         <w:t xml:space="preserve"> </w:t>
       </w:r>
-      <w:hyperlink r:id="rId100">
+      <w:hyperlink r:id="rId101">
         <w:r>
           <w:rPr>
             <w:rStyle w:val="Hyperlink"/>
@@ -27657,8 +27686,8 @@
         <w:t xml:space="preserve">.</w:t>
       </w:r>
     </w:p>
-    <w:bookmarkEnd w:id="101"/>
-    <w:bookmarkStart w:id="103" w:name="ref-storey2002direct"/>
+    <w:bookmarkEnd w:id="102"/>
+    <w:bookmarkStart w:id="104" w:name="ref-storey2002direct"/>
     <w:p>
       <w:pPr>
         <w:pStyle w:val="Bibliography"/>
@@ -27691,7 +27720,7 @@
       <w:r>
         <w:t xml:space="preserve"> </w:t>
       </w:r>
-      <w:hyperlink r:id="rId102">
+      <w:hyperlink r:id="rId103">
         <w:r>
           <w:rPr>
             <w:rStyle w:val="Hyperlink"/>
@@ -27703,9 +27732,9 @@
         <w:t xml:space="preserve">.</w:t>
       </w:r>
     </w:p>
-    <w:bookmarkEnd w:id="103"/>
     <w:bookmarkEnd w:id="104"/>
     <w:bookmarkEnd w:id="105"/>
+    <w:bookmarkEnd w:id="106"/>
     <w:sectPr>
       <w:footnotePr>
         <w:numRestart w:val="eachSect"/>
